--- a/study-guide/downloads/es/channels-mock-10/06_Doce_canales_tendinomusculares_Mock_10_ES.docx
+++ b/study-guide/downloads/es/channels-mock-10/06_Doce_canales_tendinomusculares_Mock_10_ES.docx
@@ -174,7 +174,7 @@
     </w:p>
     <w:p>
       <w:r>
-        <w:t>C) Los canales de buceo sólo porque entran en zangfu pareado</w:t>
+        <w:t>C) Los canales divergentes sólo porque entran en zangfu pareado</w:t>
       </w:r>
     </w:p>
     <w:p>
